--- a/_Export_To_Drive/Chapter_9_Complete.docx
+++ b/_Export_To_Drive/Chapter_9_Complete.docx
@@ -4516,14 +4516,14 @@
       <w:r>
         <w:drawing>
           <wp:inline>
-            <wp:extent cx="3810000" cy="2540000"/>
+            <wp:extent cx="3121152" cy="3121152"/>
             <wp:effectExtent b="0" l="0" r="0" t="0"/>
             <wp:docPr descr="O Check-Up de Segurança" title="" id="30" name="Picture"/>
             <a:graphic>
               <a:graphicData uri="http://schemas.openxmlformats.org/drawingml/2006/picture">
                 <pic:pic>
                   <pic:nvPicPr>
-                    <pic:cNvPr descr="figures/chapter9/infographic_9_1_oct_safety.md" id="31" name="Picture"/>
+                    <pic:cNvPr descr="figures/chapter9/oct_safety.png" id="31" name="Picture"/>
                     <pic:cNvPicPr>
                       <a:picLocks noChangeArrowheads="1" noChangeAspect="1"/>
                     </pic:cNvPicPr>
@@ -4537,7 +4537,7 @@
                   <pic:spPr bwMode="auto">
                     <a:xfrm>
                       <a:off x="0" y="0"/>
-                      <a:ext cx="3810000" cy="2540000"/>
+                      <a:ext cx="3121152" cy="3121152"/>
                     </a:xfrm>
                     <a:prstGeom prst="rect">
                       <a:avLst/>
@@ -4583,14 +4583,14 @@
       <w:r>
         <w:drawing>
           <wp:inline>
-            <wp:extent cx="3810000" cy="2540000"/>
+            <wp:extent cx="3121152" cy="3121152"/>
             <wp:effectExtent b="0" l="0" r="0" t="0"/>
             <wp:docPr descr="O Desafio do Delta Q" title="" id="34" name="Picture"/>
             <a:graphic>
               <a:graphicData uri="http://schemas.openxmlformats.org/drawingml/2006/picture">
                 <pic:pic>
                   <pic:nvPicPr>
-                    <pic:cNvPr descr="figures/chapter9/infographic_9_2_delta_q_challenge.md" id="35" name="Picture"/>
+                    <pic:cNvPr descr="figures/chapter9/delta_q_challenge.png" id="35" name="Picture"/>
                     <pic:cNvPicPr>
                       <a:picLocks noChangeArrowheads="1" noChangeAspect="1"/>
                     </pic:cNvPicPr>
@@ -4604,7 +4604,7 @@
                   <pic:spPr bwMode="auto">
                     <a:xfrm>
                       <a:off x="0" y="0"/>
-                      <a:ext cx="3810000" cy="2540000"/>
+                      <a:ext cx="3121152" cy="3121152"/>
                     </a:xfrm>
                     <a:prstGeom prst="rect">
                       <a:avLst/>
@@ -4678,14 +4678,14 @@
       <w:r>
         <w:drawing>
           <wp:inline>
-            <wp:extent cx="3810000" cy="2540000"/>
+            <wp:extent cx="3121152" cy="3121152"/>
             <wp:effectExtent b="0" l="0" r="0" t="0"/>
             <wp:docPr descr="O Labirinto de Decisão" title="" id="38" name="Picture"/>
             <a:graphic>
               <a:graphicData uri="http://schemas.openxmlformats.org/drawingml/2006/picture">
                 <pic:pic>
                   <pic:nvPicPr>
-                    <pic:cNvPr descr="figures/chapter9/infographic_9_3_decision_flowchart.md" id="39" name="Picture"/>
+                    <pic:cNvPr descr="figures/chapter9/decision_flowchart.png" id="39" name="Picture"/>
                     <pic:cNvPicPr>
                       <a:picLocks noChangeArrowheads="1" noChangeAspect="1"/>
                     </pic:cNvPicPr>
@@ -4699,7 +4699,7 @@
                   <pic:spPr bwMode="auto">
                     <a:xfrm>
                       <a:off x="0" y="0"/>
-                      <a:ext cx="3810000" cy="2540000"/>
+                      <a:ext cx="3121152" cy="3121152"/>
                     </a:xfrm>
                     <a:prstGeom prst="rect">
                       <a:avLst/>
@@ -4773,14 +4773,14 @@
       <w:r>
         <w:drawing>
           <wp:inline>
-            <wp:extent cx="3810000" cy="2540000"/>
+            <wp:extent cx="3121152" cy="3121152"/>
             <wp:effectExtent b="0" l="0" r="0" t="0"/>
             <wp:docPr descr="Risco de Ectasia" title="" id="42" name="Picture"/>
             <a:graphic>
               <a:graphicData uri="http://schemas.openxmlformats.org/drawingml/2006/picture">
                 <pic:pic>
                   <pic:nvPicPr>
-                    <pic:cNvPr descr="figures/chapter9/infographic_9_4_tissue_impact.md" id="43" name="Picture"/>
+                    <pic:cNvPr descr="figures/chapter9/tissue_impact.png" id="43" name="Picture"/>
                     <pic:cNvPicPr>
                       <a:picLocks noChangeArrowheads="1" noChangeAspect="1"/>
                     </pic:cNvPicPr>
@@ -4794,7 +4794,7 @@
                   <pic:spPr bwMode="auto">
                     <a:xfrm>
                       <a:off x="0" y="0"/>
-                      <a:ext cx="3810000" cy="2540000"/>
+                      <a:ext cx="3121152" cy="3121152"/>
                     </a:xfrm>
                     <a:prstGeom prst="rect">
                       <a:avLst/>
